--- a/backend-exhibits/sharefile-to-google-sharedrive-advanced-plan-notincluded.docx
+++ b/backend-exhibits/sharefile-to-google-sharedrive-advanced-plan-notincluded.docx
@@ -16,6 +16,7 @@
         <w:tblCellMar>
           <w:top w:w="95" w:type="dxa"/>
           <w:left w:w="63" w:type="dxa"/>
+          <w:bottom w:w="0" w:type="dxa"/>
           <w:right w:w="115" w:type="dxa"/>
         </w:tblCellMar>
         <w:tblLook w:val="04A0" w:firstRow="1" w:lastRow="0" w:firstColumn="1" w:lastColumn="0" w:noHBand="0" w:noVBand="1"/>
@@ -42,19 +43,15 @@
           </w:tcPr>
           <w:p>
             <w:pPr>
+              <w:spacing w:after="0"/>
               <w:ind w:left="52"/>
               <w:jc w:val="center"/>
-              <w:rPr>
-                <w:sz w:val="21"/>
-                <w:szCs w:val="21"/>
-              </w:rPr>
             </w:pPr>
             <w:r>
               <w:rPr>
                 <w:rFonts w:ascii="Arial" w:eastAsia="Arial" w:hAnsi="Arial" w:cs="Arial"/>
                 <w:b/>
                 <w:sz w:val="21"/>
-                <w:szCs w:val="21"/>
               </w:rPr>
               <w:t>NOT INCLUDED IN SHAREFILE TO GOOGLE SHARED DRIVE MIGRATION FEATURES</w:t>
             </w:r>
@@ -77,18 +74,14 @@
           </w:tcPr>
           <w:p>
             <w:pPr>
+              <w:spacing w:after="0"/>
               <w:ind w:left="3"/>
-              <w:rPr>
-                <w:sz w:val="21"/>
-                <w:szCs w:val="21"/>
-              </w:rPr>
             </w:pPr>
             <w:r>
               <w:rPr>
                 <w:rFonts w:ascii="Arial" w:eastAsia="Arial" w:hAnsi="Arial" w:cs="Arial"/>
                 <w:b/>
                 <w:sz w:val="21"/>
-                <w:szCs w:val="21"/>
               </w:rPr>
               <w:t>Folder Display</w:t>
             </w:r>
@@ -106,16 +99,12 @@
           </w:tcPr>
           <w:p>
             <w:pPr>
-              <w:rPr>
-                <w:sz w:val="21"/>
-                <w:szCs w:val="21"/>
-              </w:rPr>
-            </w:pPr>
-            <w:r>
-              <w:rPr>
-                <w:rFonts w:ascii="Arial" w:eastAsia="Arial" w:hAnsi="Arial" w:cs="Arial"/>
-                <w:sz w:val="21"/>
-                <w:szCs w:val="21"/>
+              <w:spacing w:after="0"/>
+            </w:pPr>
+            <w:r>
+              <w:rPr>
+                <w:rFonts w:ascii="Arial" w:eastAsia="Arial" w:hAnsi="Arial" w:cs="Arial"/>
+                <w:sz w:val="21"/>
               </w:rPr>
               <w:t xml:space="preserve">An option to map source and destination users through a visual selection of folders in the </w:t>
             </w:r>
@@ -124,7 +113,6 @@
               <w:rPr>
                 <w:rFonts w:ascii="Arial" w:eastAsia="Arial" w:hAnsi="Arial" w:cs="Arial"/>
                 <w:sz w:val="21"/>
-                <w:szCs w:val="21"/>
               </w:rPr>
               <w:t>CloudFuze</w:t>
             </w:r>
@@ -133,7 +121,6 @@
               <w:rPr>
                 <w:rFonts w:ascii="Arial" w:eastAsia="Arial" w:hAnsi="Arial" w:cs="Arial"/>
                 <w:sz w:val="21"/>
-                <w:szCs w:val="21"/>
               </w:rPr>
               <w:t xml:space="preserve"> webapp.</w:t>
             </w:r>
@@ -156,18 +143,14 @@
           </w:tcPr>
           <w:p>
             <w:pPr>
+              <w:spacing w:after="0"/>
               <w:ind w:left="3"/>
-              <w:rPr>
-                <w:sz w:val="21"/>
-                <w:szCs w:val="21"/>
-              </w:rPr>
             </w:pPr>
             <w:r>
               <w:rPr>
                 <w:rFonts w:ascii="Arial" w:eastAsia="Arial" w:hAnsi="Arial" w:cs="Arial"/>
                 <w:b/>
                 <w:sz w:val="21"/>
-                <w:szCs w:val="21"/>
               </w:rPr>
               <w:t>Selective Versions</w:t>
             </w:r>
@@ -185,16 +168,12 @@
           </w:tcPr>
           <w:p>
             <w:pPr>
-              <w:rPr>
-                <w:sz w:val="21"/>
-                <w:szCs w:val="21"/>
-              </w:rPr>
-            </w:pPr>
-            <w:r>
-              <w:rPr>
-                <w:rFonts w:ascii="Arial" w:eastAsia="Arial" w:hAnsi="Arial" w:cs="Arial"/>
-                <w:sz w:val="21"/>
-                <w:szCs w:val="21"/>
+              <w:spacing w:after="0"/>
+            </w:pPr>
+            <w:r>
+              <w:rPr>
+                <w:rFonts w:ascii="Arial" w:eastAsia="Arial" w:hAnsi="Arial" w:cs="Arial"/>
+                <w:sz w:val="21"/>
               </w:rPr>
               <w:t>Migration of selective versions of files from source to destination. If we opt for five, the last five versions will get migrated to the destination.</w:t>
             </w:r>
@@ -217,18 +196,14 @@
           </w:tcPr>
           <w:p>
             <w:pPr>
+              <w:spacing w:after="0"/>
               <w:ind w:left="3"/>
-              <w:rPr>
-                <w:sz w:val="21"/>
-                <w:szCs w:val="21"/>
-              </w:rPr>
             </w:pPr>
             <w:r>
               <w:rPr>
                 <w:rFonts w:ascii="Arial" w:eastAsia="Arial" w:hAnsi="Arial" w:cs="Arial"/>
                 <w:b/>
                 <w:sz w:val="21"/>
-                <w:szCs w:val="21"/>
               </w:rPr>
               <w:t>Sub Folder Permissions</w:t>
             </w:r>
@@ -246,17 +221,13 @@
           </w:tcPr>
           <w:p>
             <w:pPr>
-              <w:rPr>
-                <w:sz w:val="21"/>
-                <w:szCs w:val="21"/>
-              </w:rPr>
+              <w:spacing w:after="0"/>
             </w:pPr>
             <w:proofErr w:type="spellStart"/>
             <w:r>
               <w:rPr>
                 <w:rFonts w:ascii="Arial" w:eastAsia="Arial" w:hAnsi="Arial" w:cs="Arial"/>
                 <w:sz w:val="21"/>
-                <w:szCs w:val="21"/>
               </w:rPr>
               <w:t>CloudFuze</w:t>
             </w:r>
@@ -265,7 +236,6 @@
               <w:rPr>
                 <w:rFonts w:ascii="Arial" w:eastAsia="Arial" w:hAnsi="Arial" w:cs="Arial"/>
                 <w:sz w:val="21"/>
-                <w:szCs w:val="21"/>
               </w:rPr>
               <w:t xml:space="preserve"> preserves all subfolder permissions along with access levels.</w:t>
             </w:r>
@@ -288,18 +258,14 @@
           </w:tcPr>
           <w:p>
             <w:pPr>
+              <w:spacing w:after="0"/>
               <w:ind w:left="3"/>
-              <w:rPr>
-                <w:sz w:val="21"/>
-                <w:szCs w:val="21"/>
-              </w:rPr>
             </w:pPr>
             <w:r>
               <w:rPr>
                 <w:rFonts w:ascii="Arial" w:eastAsia="Arial" w:hAnsi="Arial" w:cs="Arial"/>
                 <w:b/>
                 <w:sz w:val="21"/>
-                <w:szCs w:val="21"/>
               </w:rPr>
               <w:t>Root File Permissions</w:t>
             </w:r>
@@ -317,17 +283,13 @@
           </w:tcPr>
           <w:p>
             <w:pPr>
-              <w:rPr>
-                <w:sz w:val="21"/>
-                <w:szCs w:val="21"/>
-              </w:rPr>
+              <w:spacing w:after="0"/>
             </w:pPr>
             <w:proofErr w:type="spellStart"/>
             <w:r>
               <w:rPr>
                 <w:rFonts w:ascii="Arial" w:eastAsia="Arial" w:hAnsi="Arial" w:cs="Arial"/>
                 <w:sz w:val="21"/>
-                <w:szCs w:val="21"/>
               </w:rPr>
               <w:t>CloudFuze</w:t>
             </w:r>
@@ -336,7 +298,6 @@
               <w:rPr>
                 <w:rFonts w:ascii="Arial" w:eastAsia="Arial" w:hAnsi="Arial" w:cs="Arial"/>
                 <w:sz w:val="21"/>
-                <w:szCs w:val="21"/>
               </w:rPr>
               <w:t xml:space="preserve"> preserves all root folder permissions along with access levels.</w:t>
             </w:r>
@@ -359,18 +320,14 @@
           </w:tcPr>
           <w:p>
             <w:pPr>
+              <w:spacing w:after="0"/>
               <w:ind w:left="3"/>
-              <w:rPr>
-                <w:sz w:val="21"/>
-                <w:szCs w:val="21"/>
-              </w:rPr>
             </w:pPr>
             <w:r>
               <w:rPr>
                 <w:rFonts w:ascii="Arial" w:eastAsia="Arial" w:hAnsi="Arial" w:cs="Arial"/>
                 <w:b/>
                 <w:sz w:val="21"/>
-                <w:szCs w:val="21"/>
               </w:rPr>
               <w:t>Inner File Permissions</w:t>
             </w:r>
@@ -388,17 +345,13 @@
           </w:tcPr>
           <w:p>
             <w:pPr>
-              <w:rPr>
-                <w:sz w:val="21"/>
-                <w:szCs w:val="21"/>
-              </w:rPr>
+              <w:spacing w:after="0"/>
             </w:pPr>
             <w:proofErr w:type="spellStart"/>
             <w:r>
               <w:rPr>
                 <w:rFonts w:ascii="Arial" w:eastAsia="Arial" w:hAnsi="Arial" w:cs="Arial"/>
                 <w:sz w:val="21"/>
-                <w:szCs w:val="21"/>
               </w:rPr>
               <w:t>CloudFuze</w:t>
             </w:r>
@@ -407,7 +360,6 @@
               <w:rPr>
                 <w:rFonts w:ascii="Arial" w:eastAsia="Arial" w:hAnsi="Arial" w:cs="Arial"/>
                 <w:sz w:val="21"/>
-                <w:szCs w:val="21"/>
               </w:rPr>
               <w:t xml:space="preserve"> preserves all inner file permissions along with access levels.</w:t>
             </w:r>
@@ -430,18 +382,14 @@
           </w:tcPr>
           <w:p>
             <w:pPr>
+              <w:spacing w:after="0"/>
               <w:ind w:left="3"/>
-              <w:rPr>
-                <w:sz w:val="21"/>
-                <w:szCs w:val="21"/>
-              </w:rPr>
             </w:pPr>
             <w:r>
               <w:rPr>
                 <w:rFonts w:ascii="Arial" w:eastAsia="Arial" w:hAnsi="Arial" w:cs="Arial"/>
                 <w:b/>
-                <w:sz w:val="21"/>
-                <w:szCs w:val="21"/>
+                <w:sz w:val="19"/>
               </w:rPr>
               <w:t>External Shares</w:t>
             </w:r>
@@ -459,17 +407,13 @@
           </w:tcPr>
           <w:p>
             <w:pPr>
-              <w:rPr>
-                <w:sz w:val="21"/>
-                <w:szCs w:val="21"/>
-              </w:rPr>
+              <w:spacing w:after="0"/>
             </w:pPr>
             <w:proofErr w:type="spellStart"/>
             <w:r>
               <w:rPr>
                 <w:rFonts w:ascii="Arial" w:eastAsia="Arial" w:hAnsi="Arial" w:cs="Arial"/>
                 <w:sz w:val="21"/>
-                <w:szCs w:val="21"/>
               </w:rPr>
               <w:t>CloudFuze</w:t>
             </w:r>
@@ -478,7 +422,6 @@
               <w:rPr>
                 <w:rFonts w:ascii="Arial" w:eastAsia="Arial" w:hAnsi="Arial" w:cs="Arial"/>
                 <w:sz w:val="21"/>
-                <w:szCs w:val="21"/>
               </w:rPr>
               <w:t xml:space="preserve"> can migrate external </w:t>
             </w:r>
@@ -487,7 +430,6 @@
               <w:rPr>
                 <w:rFonts w:ascii="Arial" w:eastAsia="Arial" w:hAnsi="Arial" w:cs="Arial"/>
                 <w:sz w:val="21"/>
-                <w:szCs w:val="21"/>
               </w:rPr>
               <w:t>permissions(</w:t>
             </w:r>
@@ -496,7 +438,6 @@
               <w:rPr>
                 <w:rFonts w:ascii="Arial" w:eastAsia="Arial" w:hAnsi="Arial" w:cs="Arial"/>
                 <w:sz w:val="21"/>
-                <w:szCs w:val="21"/>
               </w:rPr>
               <w:t>Files/Folders shared with people of outside organizations) of files/folders to the destination along with access levels.</w:t>
             </w:r>
@@ -519,18 +460,14 @@
           </w:tcPr>
           <w:p>
             <w:pPr>
+              <w:spacing w:after="0"/>
               <w:ind w:left="3"/>
-              <w:rPr>
-                <w:sz w:val="21"/>
-                <w:szCs w:val="21"/>
-              </w:rPr>
             </w:pPr>
             <w:r>
               <w:rPr>
                 <w:rFonts w:ascii="Arial" w:eastAsia="Arial" w:hAnsi="Arial" w:cs="Arial"/>
                 <w:b/>
-                <w:sz w:val="21"/>
-                <w:szCs w:val="21"/>
+                <w:sz w:val="19"/>
               </w:rPr>
               <w:t>Shared Links</w:t>
             </w:r>
@@ -548,17 +485,13 @@
           </w:tcPr>
           <w:p>
             <w:pPr>
-              <w:rPr>
-                <w:sz w:val="21"/>
-                <w:szCs w:val="21"/>
-              </w:rPr>
+              <w:spacing w:after="0"/>
             </w:pPr>
             <w:proofErr w:type="spellStart"/>
             <w:r>
               <w:rPr>
                 <w:rFonts w:ascii="Arial" w:eastAsia="Arial" w:hAnsi="Arial" w:cs="Arial"/>
                 <w:sz w:val="21"/>
-                <w:szCs w:val="21"/>
               </w:rPr>
               <w:t>CloudFuze</w:t>
             </w:r>
@@ -567,7 +500,6 @@
               <w:rPr>
                 <w:rFonts w:ascii="Arial" w:eastAsia="Arial" w:hAnsi="Arial" w:cs="Arial"/>
                 <w:sz w:val="21"/>
-                <w:szCs w:val="21"/>
               </w:rPr>
               <w:t xml:space="preserve"> migrated all shared links from source to destination and maintains the type of links.</w:t>
             </w:r>
@@ -590,18 +522,14 @@
           </w:tcPr>
           <w:p>
             <w:pPr>
+              <w:spacing w:after="0"/>
               <w:ind w:left="3"/>
-              <w:rPr>
-                <w:sz w:val="21"/>
-                <w:szCs w:val="21"/>
-              </w:rPr>
             </w:pPr>
             <w:r>
               <w:rPr>
                 <w:rFonts w:ascii="Arial" w:eastAsia="Arial" w:hAnsi="Arial" w:cs="Arial"/>
                 <w:b/>
                 <w:sz w:val="21"/>
-                <w:szCs w:val="21"/>
               </w:rPr>
               <w:t>Embedded Links</w:t>
             </w:r>
@@ -619,16 +547,12 @@
           </w:tcPr>
           <w:p>
             <w:pPr>
-              <w:rPr>
-                <w:sz w:val="21"/>
-                <w:szCs w:val="21"/>
-              </w:rPr>
-            </w:pPr>
-            <w:r>
-              <w:rPr>
-                <w:rFonts w:ascii="Arial" w:eastAsia="Arial" w:hAnsi="Arial" w:cs="Arial"/>
-                <w:sz w:val="21"/>
-                <w:szCs w:val="21"/>
+              <w:spacing w:after="0"/>
+            </w:pPr>
+            <w:r>
+              <w:rPr>
+                <w:rFonts w:ascii="Arial" w:eastAsia="Arial" w:hAnsi="Arial" w:cs="Arial"/>
+                <w:sz w:val="21"/>
               </w:rPr>
               <w:t>The system retains the addresses of links present within a file, which point to other files in the cloud. These links' addresses will be transformed into appropriate destination formats during Migration.</w:t>
             </w:r>
@@ -651,18 +575,14 @@
           </w:tcPr>
           <w:p>
             <w:pPr>
+              <w:spacing w:after="0"/>
               <w:ind w:left="3"/>
-              <w:rPr>
-                <w:sz w:val="21"/>
-                <w:szCs w:val="21"/>
-              </w:rPr>
             </w:pPr>
             <w:r>
               <w:rPr>
                 <w:rFonts w:ascii="Arial" w:eastAsia="Arial" w:hAnsi="Arial" w:cs="Arial"/>
                 <w:b/>
                 <w:sz w:val="21"/>
-                <w:szCs w:val="21"/>
               </w:rPr>
               <w:t>In Line Comment</w:t>
             </w:r>
@@ -680,16 +600,12 @@
           </w:tcPr>
           <w:p>
             <w:pPr>
-              <w:rPr>
-                <w:sz w:val="21"/>
-                <w:szCs w:val="21"/>
-              </w:rPr>
-            </w:pPr>
-            <w:r>
-              <w:rPr>
-                <w:rFonts w:ascii="Arial" w:eastAsia="Arial" w:hAnsi="Arial" w:cs="Arial"/>
-                <w:sz w:val="21"/>
-                <w:szCs w:val="21"/>
+              <w:spacing w:after="0"/>
+            </w:pPr>
+            <w:r>
+              <w:rPr>
+                <w:rFonts w:ascii="Arial" w:eastAsia="Arial" w:hAnsi="Arial" w:cs="Arial"/>
+                <w:sz w:val="21"/>
               </w:rPr>
               <w:t>Inline file comments of the box will be migrated to the destination cloud. All the file comments will preserve in the CSV formatted file in the destination.</w:t>
             </w:r>
@@ -712,18 +628,14 @@
           </w:tcPr>
           <w:p>
             <w:pPr>
+              <w:spacing w:after="0"/>
               <w:ind w:left="3"/>
-              <w:rPr>
-                <w:sz w:val="21"/>
-                <w:szCs w:val="21"/>
-              </w:rPr>
             </w:pPr>
             <w:r>
               <w:rPr>
                 <w:rFonts w:ascii="Arial" w:eastAsia="Arial" w:hAnsi="Arial" w:cs="Arial"/>
                 <w:b/>
                 <w:sz w:val="21"/>
-                <w:szCs w:val="21"/>
               </w:rPr>
               <w:t>Suppressing Email Notification</w:t>
             </w:r>
@@ -741,16 +653,12 @@
           </w:tcPr>
           <w:p>
             <w:pPr>
-              <w:rPr>
-                <w:sz w:val="21"/>
-                <w:szCs w:val="21"/>
-              </w:rPr>
-            </w:pPr>
-            <w:r>
-              <w:rPr>
-                <w:rFonts w:ascii="Arial" w:eastAsia="Arial" w:hAnsi="Arial" w:cs="Arial"/>
-                <w:sz w:val="21"/>
-                <w:szCs w:val="21"/>
+              <w:spacing w:after="0"/>
+            </w:pPr>
+            <w:r>
+              <w:rPr>
+                <w:rFonts w:ascii="Arial" w:eastAsia="Arial" w:hAnsi="Arial" w:cs="Arial"/>
+                <w:sz w:val="21"/>
               </w:rPr>
               <w:t>The system will automatically prevent the generation of email notifications for collaborations on folders/files originating from the destination cloud.</w:t>
             </w:r>

--- a/backend-exhibits/sharefile-to-google-sharedrive-advanced-plan-notincluded.docx
+++ b/backend-exhibits/sharefile-to-google-sharedrive-advanced-plan-notincluded.docx
@@ -51,7 +51,7 @@
             </w:pPr>
             <w:r>
               <w:rPr>
-                <w:rFonts w:ascii="Arial" w:eastAsia="Arial" w:hAnsi="Arial" w:cs="Arial"/>
+                <w:rFonts w:ascii="Arial" w:hAnsi="Arial" w:cs="Arial" w:eastAsia="Arial"/>
                 <w:b/>
                 <w:sz w:val="21"/>
                 <w:szCs w:val="21"/>
@@ -85,7 +85,7 @@
             </w:pPr>
             <w:r>
               <w:rPr>
-                <w:rFonts w:ascii="Arial" w:eastAsia="Arial" w:hAnsi="Arial" w:cs="Arial"/>
+                <w:rFonts w:ascii="Arial" w:hAnsi="Arial" w:cs="Arial" w:eastAsia="Arial"/>
                 <w:b/>
                 <w:sz w:val="21"/>
                 <w:szCs w:val="21"/>
@@ -113,7 +113,7 @@
             </w:pPr>
             <w:r>
               <w:rPr>
-                <w:rFonts w:ascii="Arial" w:eastAsia="Arial" w:hAnsi="Arial" w:cs="Arial"/>
+                <w:rFonts w:ascii="Arial" w:hAnsi="Arial" w:cs="Arial" w:eastAsia="Arial"/>
                 <w:sz w:val="21"/>
                 <w:szCs w:val="21"/>
               </w:rPr>
@@ -122,7 +122,7 @@
             <w:proofErr w:type="spellStart"/>
             <w:r>
               <w:rPr>
-                <w:rFonts w:ascii="Arial" w:eastAsia="Arial" w:hAnsi="Arial" w:cs="Arial"/>
+                <w:rFonts w:ascii="Arial" w:hAnsi="Arial" w:cs="Arial" w:eastAsia="Arial"/>
                 <w:sz w:val="21"/>
                 <w:szCs w:val="21"/>
               </w:rPr>
@@ -131,7 +131,7 @@
             <w:proofErr w:type="spellEnd"/>
             <w:r>
               <w:rPr>
-                <w:rFonts w:ascii="Arial" w:eastAsia="Arial" w:hAnsi="Arial" w:cs="Arial"/>
+                <w:rFonts w:ascii="Arial" w:hAnsi="Arial" w:cs="Arial" w:eastAsia="Arial"/>
                 <w:sz w:val="21"/>
                 <w:szCs w:val="21"/>
               </w:rPr>
@@ -164,7 +164,7 @@
             </w:pPr>
             <w:r>
               <w:rPr>
-                <w:rFonts w:ascii="Arial" w:eastAsia="Arial" w:hAnsi="Arial" w:cs="Arial"/>
+                <w:rFonts w:ascii="Arial" w:hAnsi="Arial" w:cs="Arial" w:eastAsia="Arial"/>
                 <w:b/>
                 <w:sz w:val="21"/>
                 <w:szCs w:val="21"/>
@@ -192,7 +192,7 @@
             </w:pPr>
             <w:r>
               <w:rPr>
-                <w:rFonts w:ascii="Arial" w:eastAsia="Arial" w:hAnsi="Arial" w:cs="Arial"/>
+                <w:rFonts w:ascii="Arial" w:hAnsi="Arial" w:cs="Arial" w:eastAsia="Arial"/>
                 <w:sz w:val="21"/>
                 <w:szCs w:val="21"/>
               </w:rPr>
@@ -225,7 +225,7 @@
             </w:pPr>
             <w:r>
               <w:rPr>
-                <w:rFonts w:ascii="Arial" w:eastAsia="Arial" w:hAnsi="Arial" w:cs="Arial"/>
+                <w:rFonts w:ascii="Arial" w:hAnsi="Arial" w:cs="Arial" w:eastAsia="Arial"/>
                 <w:b/>
                 <w:sz w:val="21"/>
                 <w:szCs w:val="21"/>
@@ -254,7 +254,7 @@
             <w:proofErr w:type="spellStart"/>
             <w:r>
               <w:rPr>
-                <w:rFonts w:ascii="Arial" w:eastAsia="Arial" w:hAnsi="Arial" w:cs="Arial"/>
+                <w:rFonts w:ascii="Arial" w:hAnsi="Arial" w:cs="Arial" w:eastAsia="Arial"/>
                 <w:sz w:val="21"/>
                 <w:szCs w:val="21"/>
               </w:rPr>
@@ -263,7 +263,7 @@
             <w:proofErr w:type="spellEnd"/>
             <w:r>
               <w:rPr>
-                <w:rFonts w:ascii="Arial" w:eastAsia="Arial" w:hAnsi="Arial" w:cs="Arial"/>
+                <w:rFonts w:ascii="Arial" w:hAnsi="Arial" w:cs="Arial" w:eastAsia="Arial"/>
                 <w:sz w:val="21"/>
                 <w:szCs w:val="21"/>
               </w:rPr>
@@ -296,7 +296,7 @@
             </w:pPr>
             <w:r>
               <w:rPr>
-                <w:rFonts w:ascii="Arial" w:eastAsia="Arial" w:hAnsi="Arial" w:cs="Arial"/>
+                <w:rFonts w:ascii="Arial" w:hAnsi="Arial" w:cs="Arial" w:eastAsia="Arial"/>
                 <w:b/>
                 <w:sz w:val="21"/>
                 <w:szCs w:val="21"/>
@@ -325,7 +325,7 @@
             <w:proofErr w:type="spellStart"/>
             <w:r>
               <w:rPr>
-                <w:rFonts w:ascii="Arial" w:eastAsia="Arial" w:hAnsi="Arial" w:cs="Arial"/>
+                <w:rFonts w:ascii="Arial" w:hAnsi="Arial" w:cs="Arial" w:eastAsia="Arial"/>
                 <w:sz w:val="21"/>
                 <w:szCs w:val="21"/>
               </w:rPr>
@@ -334,7 +334,7 @@
             <w:proofErr w:type="spellEnd"/>
             <w:r>
               <w:rPr>
-                <w:rFonts w:ascii="Arial" w:eastAsia="Arial" w:hAnsi="Arial" w:cs="Arial"/>
+                <w:rFonts w:ascii="Arial" w:hAnsi="Arial" w:cs="Arial" w:eastAsia="Arial"/>
                 <w:sz w:val="21"/>
                 <w:szCs w:val="21"/>
               </w:rPr>
@@ -367,7 +367,7 @@
             </w:pPr>
             <w:r>
               <w:rPr>
-                <w:rFonts w:ascii="Arial" w:eastAsia="Arial" w:hAnsi="Arial" w:cs="Arial"/>
+                <w:rFonts w:ascii="Arial" w:hAnsi="Arial" w:cs="Arial" w:eastAsia="Arial"/>
                 <w:b/>
                 <w:sz w:val="21"/>
                 <w:szCs w:val="21"/>
@@ -396,7 +396,7 @@
             <w:proofErr w:type="spellStart"/>
             <w:r>
               <w:rPr>
-                <w:rFonts w:ascii="Arial" w:eastAsia="Arial" w:hAnsi="Arial" w:cs="Arial"/>
+                <w:rFonts w:ascii="Arial" w:hAnsi="Arial" w:cs="Arial" w:eastAsia="Arial"/>
                 <w:sz w:val="21"/>
                 <w:szCs w:val="21"/>
               </w:rPr>
@@ -405,7 +405,7 @@
             <w:proofErr w:type="spellEnd"/>
             <w:r>
               <w:rPr>
-                <w:rFonts w:ascii="Arial" w:eastAsia="Arial" w:hAnsi="Arial" w:cs="Arial"/>
+                <w:rFonts w:ascii="Arial" w:hAnsi="Arial" w:cs="Arial" w:eastAsia="Arial"/>
                 <w:sz w:val="21"/>
                 <w:szCs w:val="21"/>
               </w:rPr>
@@ -438,7 +438,7 @@
             </w:pPr>
             <w:r>
               <w:rPr>
-                <w:rFonts w:ascii="Arial" w:eastAsia="Arial" w:hAnsi="Arial" w:cs="Arial"/>
+                <w:rFonts w:ascii="Arial" w:hAnsi="Arial" w:cs="Arial" w:eastAsia="Arial"/>
                 <w:b/>
                 <w:sz w:val="21"/>
                 <w:szCs w:val="21"/>
@@ -467,7 +467,7 @@
             <w:proofErr w:type="spellStart"/>
             <w:r>
               <w:rPr>
-                <w:rFonts w:ascii="Arial" w:eastAsia="Arial" w:hAnsi="Arial" w:cs="Arial"/>
+                <w:rFonts w:ascii="Arial" w:hAnsi="Arial" w:cs="Arial" w:eastAsia="Arial"/>
                 <w:sz w:val="21"/>
                 <w:szCs w:val="21"/>
               </w:rPr>
@@ -476,7 +476,7 @@
             <w:proofErr w:type="spellEnd"/>
             <w:r>
               <w:rPr>
-                <w:rFonts w:ascii="Arial" w:eastAsia="Arial" w:hAnsi="Arial" w:cs="Arial"/>
+                <w:rFonts w:ascii="Arial" w:hAnsi="Arial" w:cs="Arial" w:eastAsia="Arial"/>
                 <w:sz w:val="21"/>
                 <w:szCs w:val="21"/>
               </w:rPr>
@@ -485,7 +485,7 @@
             <w:proofErr w:type="gramStart"/>
             <w:r>
               <w:rPr>
-                <w:rFonts w:ascii="Arial" w:eastAsia="Arial" w:hAnsi="Arial" w:cs="Arial"/>
+                <w:rFonts w:ascii="Arial" w:hAnsi="Arial" w:cs="Arial" w:eastAsia="Arial"/>
                 <w:sz w:val="21"/>
                 <w:szCs w:val="21"/>
               </w:rPr>
@@ -494,7 +494,7 @@
             <w:proofErr w:type="gramEnd"/>
             <w:r>
               <w:rPr>
-                <w:rFonts w:ascii="Arial" w:eastAsia="Arial" w:hAnsi="Arial" w:cs="Arial"/>
+                <w:rFonts w:ascii="Arial" w:hAnsi="Arial" w:cs="Arial" w:eastAsia="Arial"/>
                 <w:sz w:val="21"/>
                 <w:szCs w:val="21"/>
               </w:rPr>
@@ -527,7 +527,7 @@
             </w:pPr>
             <w:r>
               <w:rPr>
-                <w:rFonts w:ascii="Arial" w:eastAsia="Arial" w:hAnsi="Arial" w:cs="Arial"/>
+                <w:rFonts w:ascii="Arial" w:hAnsi="Arial" w:cs="Arial" w:eastAsia="Arial"/>
                 <w:b/>
                 <w:sz w:val="21"/>
                 <w:szCs w:val="21"/>
@@ -556,7 +556,7 @@
             <w:proofErr w:type="spellStart"/>
             <w:r>
               <w:rPr>
-                <w:rFonts w:ascii="Arial" w:eastAsia="Arial" w:hAnsi="Arial" w:cs="Arial"/>
+                <w:rFonts w:ascii="Arial" w:hAnsi="Arial" w:cs="Arial" w:eastAsia="Arial"/>
                 <w:sz w:val="21"/>
                 <w:szCs w:val="21"/>
               </w:rPr>
@@ -565,7 +565,7 @@
             <w:proofErr w:type="spellEnd"/>
             <w:r>
               <w:rPr>
-                <w:rFonts w:ascii="Arial" w:eastAsia="Arial" w:hAnsi="Arial" w:cs="Arial"/>
+                <w:rFonts w:ascii="Arial" w:hAnsi="Arial" w:cs="Arial" w:eastAsia="Arial"/>
                 <w:sz w:val="21"/>
                 <w:szCs w:val="21"/>
               </w:rPr>
@@ -598,7 +598,7 @@
             </w:pPr>
             <w:r>
               <w:rPr>
-                <w:rFonts w:ascii="Arial" w:eastAsia="Arial" w:hAnsi="Arial" w:cs="Arial"/>
+                <w:rFonts w:ascii="Arial" w:hAnsi="Arial" w:cs="Arial" w:eastAsia="Arial"/>
                 <w:b/>
                 <w:sz w:val="21"/>
                 <w:szCs w:val="21"/>
@@ -626,7 +626,7 @@
             </w:pPr>
             <w:r>
               <w:rPr>
-                <w:rFonts w:ascii="Arial" w:eastAsia="Arial" w:hAnsi="Arial" w:cs="Arial"/>
+                <w:rFonts w:ascii="Arial" w:hAnsi="Arial" w:cs="Arial" w:eastAsia="Arial"/>
                 <w:sz w:val="21"/>
                 <w:szCs w:val="21"/>
               </w:rPr>
@@ -659,7 +659,7 @@
             </w:pPr>
             <w:r>
               <w:rPr>
-                <w:rFonts w:ascii="Arial" w:eastAsia="Arial" w:hAnsi="Arial" w:cs="Arial"/>
+                <w:rFonts w:ascii="Arial" w:hAnsi="Arial" w:cs="Arial" w:eastAsia="Arial"/>
                 <w:b/>
                 <w:sz w:val="21"/>
                 <w:szCs w:val="21"/>
@@ -687,7 +687,7 @@
             </w:pPr>
             <w:r>
               <w:rPr>
-                <w:rFonts w:ascii="Arial" w:eastAsia="Arial" w:hAnsi="Arial" w:cs="Arial"/>
+                <w:rFonts w:ascii="Arial" w:hAnsi="Arial" w:cs="Arial" w:eastAsia="Arial"/>
                 <w:sz w:val="21"/>
                 <w:szCs w:val="21"/>
               </w:rPr>
@@ -720,7 +720,7 @@
             </w:pPr>
             <w:r>
               <w:rPr>
-                <w:rFonts w:ascii="Arial" w:eastAsia="Arial" w:hAnsi="Arial" w:cs="Arial"/>
+                <w:rFonts w:ascii="Arial" w:hAnsi="Arial" w:cs="Arial" w:eastAsia="Arial"/>
                 <w:b/>
                 <w:sz w:val="21"/>
                 <w:szCs w:val="21"/>
@@ -748,7 +748,7 @@
             </w:pPr>
             <w:r>
               <w:rPr>
-                <w:rFonts w:ascii="Arial" w:eastAsia="Arial" w:hAnsi="Arial" w:cs="Arial"/>
+                <w:rFonts w:ascii="Arial" w:hAnsi="Arial" w:cs="Arial" w:eastAsia="Arial"/>
                 <w:sz w:val="21"/>
                 <w:szCs w:val="21"/>
               </w:rPr>
@@ -773,10 +773,10 @@
   <w:docDefaults>
     <w:rPrDefault>
       <w:rPr>
-        <w:rFonts w:asciiTheme="minorHAnsi" w:eastAsiaTheme="minorEastAsia" w:hAnsiTheme="minorHAnsi" w:cstheme="minorBidi"/>
+        <w:rFonts w:ascii="Arial" w:hAnsi="Arial" w:cs="Arial" w:eastAsia="Arial"/>
         <w:kern w:val="2"/>
-        <w:sz w:val="24"/>
-        <w:szCs w:val="24"/>
+        <w:sz w:val="21"/>
+        <w:szCs w:val="21"/>
         <w:lang w:val="en-IN" w:eastAsia="en-IN" w:bidi="ar-SA"/>
         <w14:ligatures w14:val="standardContextual"/>
       </w:rPr>
@@ -1172,9 +1172,9 @@
       <w:spacing w:line="259" w:lineRule="auto"/>
     </w:pPr>
     <w:rPr>
-      <w:rFonts w:ascii="Calibri" w:eastAsia="Calibri" w:hAnsi="Calibri" w:cs="Calibri"/>
+      <w:rFonts w:ascii="Arial" w:hAnsi="Arial" w:cs="Arial" w:eastAsia="Arial"/>
       <w:color w:val="000000"/>
-      <w:sz w:val="22"/>
+      <w:sz w:val="21"/>
     </w:rPr>
   </w:style>
   <w:style w:type="character" w:default="1" w:styleId="DefaultParagraphFont">
